--- a/Capstone_Project/10_Git_and_Version_Control/Group-3_Git_Evidence.docx
+++ b/Capstone_Project/10_Git_and_Version_Control/Group-3_Git_Evidence.docx
@@ -467,44 +467,6 @@
                 <w:sz w:val="19"/>
               </w:rPr>
               <w:t>23 commits and 7 pull requests between 15 and 24 October 2026</w:t>
-            </w:r>
-          </w:p>
-        </w:tc>
-      </w:tr>
-      <w:tr>
-        <w:trPr>
-          <w:cantSplit/>
-        </w:trPr>
-        <w:tc>
-          <w:tcPr>
-            <w:tcW w:type="dxa" w:w="2266"/>
-          </w:tcPr>
-          <w:p>
-            <w:pPr>
-              <w:spacing w:after="0"/>
-            </w:pPr>
-            <w:r>
-              <w:rPr>
-                <w:b/>
-                <w:sz w:val="19"/>
-              </w:rPr>
-              <w:t>Tags and releases</w:t>
-            </w:r>
-          </w:p>
-        </w:tc>
-        <w:tc>
-          <w:tcPr>
-            <w:tcW w:type="dxa" w:w="7706"/>
-          </w:tcPr>
-          <w:p>
-            <w:pPr>
-              <w:spacing w:after="0"/>
-            </w:pPr>
-            <w:r>
-              <w:rPr>
-                <w:sz w:val="19"/>
-              </w:rPr>
-              <w:t>None yet and the final version is tagged in Week 5</w:t>
             </w:r>
           </w:p>
         </w:tc>

--- a/Capstone_Project/10_Git_and_Version_Control/Group-3_Git_Evidence.docx
+++ b/Capstone_Project/10_Git_and_Version_Control/Group-3_Git_Evidence.docx
@@ -196,7 +196,7 @@
           </w:tcPr>
           <w:p>
             <w:r>
-              <w:t>Week 4</w:t>
+              <w:t>Week 5 Final submission</w:t>
             </w:r>
           </w:p>
         </w:tc>
@@ -222,7 +222,7 @@
           </w:tcPr>
           <w:p>
             <w:r>
-              <w:t>Saturday 24 October 2026</w:t>
+              <w:t>Thursday 29 October 2026</w:t>
             </w:r>
           </w:p>
         </w:tc>
